--- a/latest-output/cv_garthmortensen.docx
+++ b/latest-output/cv_garthmortensen.docx
@@ -2,7 +2,7 @@
 <file path=word/document.xml><?xml version="1.0" encoding="utf-8"?>
 <w:document xmlns:w="http://schemas.openxmlformats.org/wordprocessingml/2006/main" xmlns:m="http://schemas.openxmlformats.org/officeDocument/2006/math" xmlns:r="http://schemas.openxmlformats.org/officeDocument/2006/relationships" xmlns:o="urn:schemas-microsoft-com:office:office" xmlns:v="urn:schemas-microsoft-com:vml" xmlns:w10="urn:schemas-microsoft-com:office:word" xmlns:a="http://schemas.openxmlformats.org/drawingml/2006/main" xmlns:pic="http://schemas.openxmlformats.org/drawingml/2006/picture" xmlns:wp="http://schemas.openxmlformats.org/drawingml/2006/wordprocessingDrawing">
   <w:body>
-    <w:bookmarkStart w:id="52" w:name="garth-mortensen"/>
+    <w:bookmarkStart w:id="53" w:name="garth-mortensen"/>
     <w:p>
       <w:pPr>
         <w:pStyle w:val="Heading1"/>
@@ -119,13 +119,13 @@
         </w:r>
       </w:hyperlink>
     </w:p>
-    <w:bookmarkStart w:id="25" w:name="data-science-engineer"/>
+    <w:bookmarkStart w:id="25" w:name="full-stack-data-science"/>
     <w:p>
       <w:pPr>
         <w:pStyle w:val="Heading2"/>
       </w:pPr>
       <w:r>
-        <w:t xml:space="preserve">Data Science Engineer</w:t>
+        <w:t xml:space="preserve">Full Stack Data Science</w:t>
       </w:r>
     </w:p>
     <w:p>
@@ -133,15 +133,7 @@
         <w:pStyle w:val="FirstParagraph"/>
       </w:pPr>
       <w:r>
-        <w:t xml:space="preserve">Full-stack data scientist with a strong data engineering backbone. I love creative destruction: automating manual pipelines, simplifying complexity, and designing a clean, maintainable architecture. If you need someone who can provide everything from infrastructure to insights, let’s talk.</w:t>
-      </w:r>
-    </w:p>
-    <w:p>
-      <w:pPr>
-        <w:pStyle w:val="BodyText"/>
-      </w:pPr>
-      <w:r>
-        <w:t xml:space="preserve">Python, SQL, and Linux are my comfort zone.</w:t>
+        <w:t xml:space="preserve">Full stack data scientist with a strong data engineering backbone. I love creative destruction: automating manual pipelines, simplifying complexity, and designing clean, maintainable architectures. If you need someone who can handle the entire data workflow - from infrastructure to insights - let’s talk.</w:t>
       </w:r>
     </w:p>
     <w:bookmarkEnd w:id="25"/>
@@ -174,7 +166,7 @@
           <w:iCs/>
           <w:i/>
         </w:rPr>
-        <w:t xml:space="preserve">This site sits on cold storage, so it needs a minute to load.</w:t>
+        <w:t xml:space="preserve">This site resides on cold storage, so give it a minute to load.</w:t>
       </w:r>
     </w:p>
     <w:p>
@@ -182,7 +174,7 @@
         <w:pStyle w:val="BodyText"/>
       </w:pPr>
       <w:r>
-        <w:t xml:space="preserve">It’s a live time series analysis platform that provides financial market spillover modeling. It delivers simple-English interpretations, interactive visualizations,</w:t>
+        <w:t xml:space="preserve">The site serves as live a time series analysis platform providing financial market spillover modeling. It delivers simple-English interpretations, interactive visualizations,</w:t>
       </w:r>
       <w:r>
         <w:t xml:space="preserve"> </w:t>
@@ -216,7 +208,7 @@
         <w:t xml:space="preserve"> </w:t>
       </w:r>
       <w:r>
-        <w:t xml:space="preserve">APIs, and (still in development)</w:t>
+        <w:t xml:space="preserve">APIs for advanced users, and (still in development)</w:t>
       </w:r>
       <w:r>
         <w:t xml:space="preserve"> </w:t>
@@ -233,7 +225,7 @@
         <w:t xml:space="preserve"> </w:t>
       </w:r>
       <w:r>
-        <w:t xml:space="preserve">for AI agent control. Constructed with a modular, microservice-based architecture, deployed via cloud, and well</w:t>
+        <w:t xml:space="preserve">for AI agent control. Constructed with a modular, microservice-based architecture, deployed via cloud, and CI/CD</w:t>
       </w:r>
       <w:r>
         <w:t xml:space="preserve"> </w:t>
@@ -243,7 +235,7 @@
           <w:rPr>
             <w:rStyle w:val="Hyperlink"/>
           </w:rPr>
-          <w:t xml:space="preserve">documented</w:t>
+          <w:t xml:space="preserve">auto-documentation</w:t>
         </w:r>
       </w:hyperlink>
       <w:r>
@@ -261,7 +253,10 @@
         </w:r>
       </w:hyperlink>
       <w:r>
-        <w:t xml:space="preserve">, with</w:t>
+        <w:t xml:space="preserve"> </w:t>
+      </w:r>
+      <w:r>
+        <w:t xml:space="preserve">and</w:t>
       </w:r>
       <w:r>
         <w:t xml:space="preserve"> </w:t>
@@ -271,14 +266,11 @@
           <w:rPr>
             <w:rStyle w:val="Hyperlink"/>
           </w:rPr>
-          <w:t xml:space="preserve">quality control</w:t>
+          <w:t xml:space="preserve">unit testing</w:t>
         </w:r>
       </w:hyperlink>
       <w:r>
-        <w:t xml:space="preserve"> </w:t>
-      </w:r>
-      <w:r>
-        <w:t xml:space="preserve">via CI/CD.</w:t>
+        <w:t xml:space="preserve">.</w:t>
       </w:r>
     </w:p>
     <w:bookmarkEnd w:id="33"/>
@@ -343,7 +335,7 @@
         <w:pStyle w:val="Compact"/>
       </w:pPr>
       <w:r>
-        <w:t xml:space="preserve">Served as Production econometric team’s informal python lead, and formal liaison to frontend, database, QA, ETL, and sysadmin teams.</w:t>
+        <w:t xml:space="preserve">Built a unified linux environment setup, provided linux, database and platform support for 150+ fellow quants.</w:t>
       </w:r>
     </w:p>
     <w:p>
@@ -355,7 +347,7 @@
         <w:pStyle w:val="Compact"/>
       </w:pPr>
       <w:r>
-        <w:t xml:space="preserve">Introduced python unit testing, Makefiles, simple-English autodocs.</w:t>
+        <w:t xml:space="preserve">Introduced python unit testing, Makefiles, simple-English docs.</w:t>
       </w:r>
     </w:p>
     <w:p>
@@ -367,7 +359,7 @@
         <w:pStyle w:val="Compact"/>
       </w:pPr>
       <w:r>
-        <w:t xml:space="preserve">Supported self-sufficiency by mentoring economists, quants, and interns in Python, Linux, and computer science principles.</w:t>
+        <w:t xml:space="preserve">Supported self-sufficiency by mentoring economists, quants, and interns.</w:t>
       </w:r>
     </w:p>
     <w:p>
@@ -503,7 +495,7 @@
         <w:pStyle w:val="Compact"/>
       </w:pPr>
       <w:r>
-        <w:t xml:space="preserve">Explored cutting-edge topics such as ML/AI and blockchain/Solidity smart contracts.</w:t>
+        <w:t xml:space="preserve">Explored cutting-edge topics such as ML-AI and blockchain/Solidity smart contracts.</w:t>
       </w:r>
     </w:p>
     <w:p>
@@ -515,7 +507,7 @@
         <w:pStyle w:val="Compact"/>
       </w:pPr>
       <w:r>
-        <w:t xml:space="preserve">Scored 9/10 across all rating categories (engagement, clarity, knowledge), across 270+ lecture hours.</w:t>
+        <w:t xml:space="preserve">Scored 90% across all rating categories (engagement, clarity, knowledge), across 270+ lecture hours.</w:t>
       </w:r>
     </w:p>
     <w:bookmarkEnd w:id="36"/>
@@ -748,7 +740,7 @@
         <w:pStyle w:val="Compact"/>
       </w:pPr>
       <w:r>
-        <w:t xml:space="preserve">Analyzed the resulting dataset to surface insights, including reports for top diagnoses by cost and prevalence, and ML decision tree to predict claims.</w:t>
+        <w:t xml:space="preserve">Analyzed the resulting dataset to surface insights, including reports for top diagnoses by cost and prevalence, and ML models to predict claims.</w:t>
       </w:r>
     </w:p>
     <w:p>
@@ -760,7 +752,7 @@
         <w:pStyle w:val="Compact"/>
       </w:pPr>
       <w:r>
-        <w:t xml:space="preserve">Built and deployed custom productivity tools with clean, user-friendly UI frontends.</w:t>
+        <w:t xml:space="preserve">Built and deployed custom tools with clean, user-friendly UI frontends.</w:t>
       </w:r>
     </w:p>
     <w:bookmarkEnd w:id="39"/>
@@ -1271,7 +1263,7 @@
     </w:p>
     <w:bookmarkEnd w:id="49"/>
     <w:bookmarkEnd w:id="50"/>
-    <w:bookmarkStart w:id="51" w:name="skills"/>
+    <w:bookmarkStart w:id="52" w:name="skills"/>
     <w:p>
       <w:pPr>
         <w:pStyle w:val="Heading2"/>
@@ -1292,7 +1284,35 @@
         <w:t xml:space="preserve">Tech</w:t>
       </w:r>
       <w:r>
-        <w:t xml:space="preserve">: Python/R, SQL/NoSQL, database design, Linux, APIs, AWS, CI/CD, containers. Aspiring to build decoupled microservices, APIs (RESTful/GraphQL), fullstack prototyping, 12-factor app solutions.</w:t>
+        <w:t xml:space="preserve">: Python/R, databases (sql), ETL (dbt), git, linux (bash, tmux, RHEL, dotfiles, ssh), APIs (Fastapi, GraphQL), cloud (AWS/Google), CI/CD, docker containers, frontend frameworks (django),</w:t>
+      </w:r>
+      <w:r>
+        <w:t xml:space="preserve"> </w:t>
+      </w:r>
+      <w:r>
+        <w:rPr>
+          <w:iCs/>
+          <w:i/>
+        </w:rPr>
+        <w:t xml:space="preserve">VBA(!)</w:t>
+      </w:r>
+    </w:p>
+    <w:p>
+      <w:pPr>
+        <w:pStyle w:val="BodyText"/>
+      </w:pPr>
+      <w:hyperlink r:id="rId51">
+        <w:r>
+          <w:rPr>
+            <w:rStyle w:val="Hyperlink"/>
+            <w:bCs/>
+            <w:b/>
+          </w:rPr>
+          <w:t xml:space="preserve">Certifications</w:t>
+        </w:r>
+      </w:hyperlink>
+      <w:r>
+        <w:t xml:space="preserve">: MS Software Development, MS Databases, MS IT Networking, MS IT Security, MS HTML/CSS, AWS Cloud Practitioner, Graph SQL, Google Analytics IQ, Excel/VBA, Bloomberg Terminal.</w:t>
       </w:r>
     </w:p>
     <w:p>
@@ -1304,29 +1324,14 @@
           <w:bCs/>
           <w:b/>
         </w:rPr>
-        <w:t xml:space="preserve">Certifications</w:t>
-      </w:r>
-      <w:r>
-        <w:t xml:space="preserve">: MS Software Development, MS Databases, MS IT Networking, MS IT Security, MS HTML/CSS, AWS Cloud Practitioner, Graph SQL, Google Analytics IQ, Excel/VBA, Bloomberg Terminal.</w:t>
-      </w:r>
-    </w:p>
-    <w:p>
-      <w:pPr>
-        <w:pStyle w:val="BodyText"/>
-      </w:pPr>
-      <w:r>
-        <w:rPr>
-          <w:bCs/>
-          <w:b/>
-        </w:rPr>
         <w:t xml:space="preserve">Languages</w:t>
       </w:r>
       <w:r>
         <w:t xml:space="preserve">: English, French and Mandarin Chinese (diminishing CEFR B2).</w:t>
       </w:r>
     </w:p>
-    <w:bookmarkEnd w:id="51"/>
     <w:bookmarkEnd w:id="52"/>
+    <w:bookmarkEnd w:id="53"/>
     <w:sectPr/>
   </w:body>
 </w:document>

--- a/latest-output/cv_garthmortensen.docx
+++ b/latest-output/cv_garthmortensen.docx
@@ -2,7 +2,7 @@
 <file path=word/document.xml><?xml version="1.0" encoding="utf-8"?>
 <w:document xmlns:w="http://schemas.openxmlformats.org/wordprocessingml/2006/main" xmlns:m="http://schemas.openxmlformats.org/officeDocument/2006/math" xmlns:r="http://schemas.openxmlformats.org/officeDocument/2006/relationships" xmlns:o="urn:schemas-microsoft-com:office:office" xmlns:v="urn:schemas-microsoft-com:vml" xmlns:w10="urn:schemas-microsoft-com:office:word" xmlns:a="http://schemas.openxmlformats.org/drawingml/2006/main" xmlns:pic="http://schemas.openxmlformats.org/drawingml/2006/picture" xmlns:wp="http://schemas.openxmlformats.org/drawingml/2006/wordprocessingDrawing">
   <w:body>
-    <w:bookmarkStart w:id="53" w:name="garth-mortensen"/>
+    <w:bookmarkStart w:id="55" w:name="garth-mortensen"/>
     <w:p>
       <w:pPr>
         <w:pStyle w:val="Heading1"/>
@@ -133,22 +133,92 @@
         <w:pStyle w:val="FirstParagraph"/>
       </w:pPr>
       <w:r>
-        <w:t xml:space="preserve">Full stack data scientist with a strong data engineering backbone. I love creative destruction: automating manual pipelines, simplifying complexity, and designing clean, maintainable architectures. If you need someone who can handle the entire data workflow - from infrastructure to insights - let’s talk.</w:t>
+        <w:t xml:space="preserve">Full stack data scientist with a strong data engineering abilities. Love for creative destruction: automating manual pipelines, simplifying complexity, and designing clean, maintainable architectures. If you need someone who can handle the entire data workflow - from infrastructure to insights - let’s talk.</w:t>
       </w:r>
     </w:p>
     <w:bookmarkEnd w:id="25"/>
-    <w:bookmarkStart w:id="33" w:name="example-work-spilloverlab.com"/>
+    <w:bookmarkStart w:id="35" w:name="example-proof-of-concepts"/>
     <w:p>
       <w:pPr>
         <w:pStyle w:val="Heading2"/>
       </w:pPr>
       <w:r>
-        <w:t xml:space="preserve">Example Work:</w:t>
-      </w:r>
-      <w:r>
-        <w:t xml:space="preserve"> </w:t>
-      </w:r>
+        <w:t xml:space="preserve">Example Proof of Concepts</w:t>
+      </w:r>
+    </w:p>
+    <w:bookmarkStart w:id="27" w:name="prism"/>
+    <w:p>
+      <w:pPr>
+        <w:pStyle w:val="Heading3"/>
+      </w:pPr>
       <w:hyperlink r:id="rId26">
+        <w:r>
+          <w:rPr>
+            <w:rStyle w:val="Hyperlink"/>
+          </w:rPr>
+          <w:t xml:space="preserve">Prism</w:t>
+        </w:r>
+      </w:hyperlink>
+    </w:p>
+    <w:p>
+      <w:pPr>
+        <w:pStyle w:val="FirstParagraph"/>
+      </w:pPr>
+      <w:r>
+        <w:rPr>
+          <w:bCs/>
+          <w:b/>
+        </w:rPr>
+        <w:t xml:space="preserve">Prism is a platform</w:t>
+      </w:r>
+      <w:r>
+        <w:t xml:space="preserve"> </w:t>
+      </w:r>
+      <w:r>
+        <w:t xml:space="preserve">that modernizes Risk Adjustment operations by replacing opaque</w:t>
+      </w:r>
+      <w:r>
+        <w:t xml:space="preserve"> </w:t>
+      </w:r>
+      <w:r>
+        <w:t xml:space="preserve">“</w:t>
+      </w:r>
+      <w:r>
+        <w:t xml:space="preserve">black box</w:t>
+      </w:r>
+      <w:r>
+        <w:t xml:space="preserve">”</w:t>
+      </w:r>
+      <w:r>
+        <w:t xml:space="preserve"> </w:t>
+      </w:r>
+      <w:r>
+        <w:t xml:space="preserve">legacy tools with a transparent, code-first architecture. It treats Risk Adjustment as a software engineering problem, ensuring usability, accuracy, auditability, and rapid scenario planning. Analysts parametrize risk score runs, and guard-railed</w:t>
+      </w:r>
+      <w:r>
+        <w:t xml:space="preserve"> </w:t>
+      </w:r>
+      <w:r>
+        <w:rPr>
+          <w:bCs/>
+          <w:b/>
+        </w:rPr>
+        <w:t xml:space="preserve">AI agents interpret</w:t>
+      </w:r>
+      <w:r>
+        <w:t xml:space="preserve"> </w:t>
+      </w:r>
+      <w:r>
+        <w:t xml:space="preserve">and process downstream results.</w:t>
+      </w:r>
+    </w:p>
+    <w:bookmarkEnd w:id="27"/>
+    <w:bookmarkStart w:id="34" w:name="spilloverlab.com"/>
+    <w:p>
+      <w:pPr>
+        <w:pStyle w:val="Heading3"/>
+      </w:pPr>
+      <w:hyperlink r:id="rId28">
         <w:r>
           <w:rPr>
             <w:rStyle w:val="Hyperlink"/>
@@ -162,24 +232,12 @@
         <w:pStyle w:val="FirstParagraph"/>
       </w:pPr>
       <w:r>
-        <w:rPr>
-          <w:iCs/>
-          <w:i/>
-        </w:rPr>
-        <w:t xml:space="preserve">This site resides on cold storage, so give it a minute to load.</w:t>
-      </w:r>
-    </w:p>
-    <w:p>
-      <w:pPr>
-        <w:pStyle w:val="BodyText"/>
-      </w:pPr>
-      <w:r>
-        <w:t xml:space="preserve">The site serves as live a time series analysis platform providing financial market spillover modeling. It delivers simple-English interpretations, interactive visualizations,</w:t>
-      </w:r>
-      <w:r>
-        <w:t xml:space="preserve"> </w:t>
-      </w:r>
-      <w:hyperlink r:id="rId27">
+        <w:t xml:space="preserve">Live a time series analysis platform providing financial market spillover modeling. Delivers simple-English interpretations, interactive visualizations,</w:t>
+      </w:r>
+      <w:r>
+        <w:t xml:space="preserve"> </w:t>
+      </w:r>
+      <w:hyperlink r:id="rId29">
         <w:r>
           <w:rPr>
             <w:rStyle w:val="Hyperlink"/>
@@ -196,7 +254,7 @@
       <w:r>
         <w:t xml:space="preserve"> </w:t>
       </w:r>
-      <w:hyperlink r:id="rId28">
+      <w:hyperlink r:id="rId30">
         <w:r>
           <w:rPr>
             <w:rStyle w:val="Hyperlink"/>
@@ -208,29 +266,12 @@
         <w:t xml:space="preserve"> </w:t>
       </w:r>
       <w:r>
-        <w:t xml:space="preserve">APIs for advanced users, and (still in development)</w:t>
-      </w:r>
-      <w:r>
-        <w:t xml:space="preserve"> </w:t>
-      </w:r>
-      <w:hyperlink r:id="rId29">
-        <w:r>
-          <w:rPr>
-            <w:rStyle w:val="Hyperlink"/>
-          </w:rPr>
-          <w:t xml:space="preserve">MCP server integration</w:t>
-        </w:r>
-      </w:hyperlink>
-      <w:r>
-        <w:t xml:space="preserve"> </w:t>
-      </w:r>
-      <w:r>
-        <w:t xml:space="preserve">for AI agent control. Constructed with a modular, microservice-based architecture, deployed via cloud, and CI/CD</w:t>
-      </w:r>
-      <w:r>
-        <w:t xml:space="preserve"> </w:t>
-      </w:r>
-      <w:hyperlink r:id="rId30">
+        <w:t xml:space="preserve">APIs for advanced users. Constructed with a modular, microservice-based architecture, deployed via cloud, and CI/CD</w:t>
+      </w:r>
+      <w:r>
+        <w:t xml:space="preserve"> </w:t>
+      </w:r>
+      <w:hyperlink r:id="rId31">
         <w:r>
           <w:rPr>
             <w:rStyle w:val="Hyperlink"/>
@@ -244,7 +285,7 @@
       <w:r>
         <w:t xml:space="preserve"> </w:t>
       </w:r>
-      <w:hyperlink r:id="rId31">
+      <w:hyperlink r:id="rId32">
         <w:r>
           <w:rPr>
             <w:rStyle w:val="Hyperlink"/>
@@ -261,7 +302,7 @@
       <w:r>
         <w:t xml:space="preserve"> </w:t>
       </w:r>
-      <w:hyperlink r:id="rId32">
+      <w:hyperlink r:id="rId33">
         <w:r>
           <w:rPr>
             <w:rStyle w:val="Hyperlink"/>
@@ -273,8 +314,9 @@
         <w:t xml:space="preserve">.</w:t>
       </w:r>
     </w:p>
-    <w:bookmarkEnd w:id="33"/>
-    <w:bookmarkStart w:id="46" w:name="professional-experience"/>
+    <w:bookmarkEnd w:id="34"/>
+    <w:bookmarkEnd w:id="35"/>
+    <w:bookmarkStart w:id="48" w:name="professional-experience"/>
     <w:p>
       <w:pPr>
         <w:pStyle w:val="Heading2"/>
@@ -283,7 +325,7 @@
         <w:t xml:space="preserve">Professional Experience</w:t>
       </w:r>
     </w:p>
-    <w:bookmarkStart w:id="34" w:name="federal-reserve-bank-of-minneapolis"/>
+    <w:bookmarkStart w:id="36" w:name="federal-reserve-bank-of-minneapolis"/>
     <w:p>
       <w:pPr>
         <w:pStyle w:val="Heading3"/>
@@ -402,8 +444,8 @@
         <w:t xml:space="preserve">Pushed 10+ high standards, high rigor Production model releases.</w:t>
       </w:r>
     </w:p>
-    <w:bookmarkEnd w:id="34"/>
-    <w:bookmarkStart w:id="36" w:name="university-of-minnesota-coding-bootcamp"/>
+    <w:bookmarkEnd w:id="36"/>
+    <w:bookmarkStart w:id="38" w:name="university-of-minnesota-coding-bootcamp"/>
     <w:p>
       <w:pPr>
         <w:pStyle w:val="Heading3"/>
@@ -430,7 +472,7 @@
         </w:rPr>
         <w:t xml:space="preserve"> </w:t>
       </w:r>
-      <w:hyperlink r:id="rId35">
+      <w:hyperlink r:id="rId37">
         <w:r>
           <w:rPr>
             <w:rStyle w:val="Hyperlink"/>
@@ -510,8 +552,8 @@
         <w:t xml:space="preserve">Scored 90% across all rating categories (engagement, clarity, knowledge), across 270+ lecture hours.</w:t>
       </w:r>
     </w:p>
-    <w:bookmarkEnd w:id="36"/>
-    <w:bookmarkStart w:id="37" w:name="medica"/>
+    <w:bookmarkEnd w:id="38"/>
+    <w:bookmarkStart w:id="39" w:name="medica"/>
     <w:p>
       <w:pPr>
         <w:pStyle w:val="Heading3"/>
@@ -605,8 +647,8 @@
         <w:t xml:space="preserve">In zero-sum ACA marketplace, consistently outperformed competition.</w:t>
       </w:r>
     </w:p>
-    <w:bookmarkEnd w:id="37"/>
-    <w:bookmarkStart w:id="38" w:name="united-health-group-rd"/>
+    <w:bookmarkEnd w:id="39"/>
+    <w:bookmarkStart w:id="40" w:name="united-health-group-rd"/>
     <w:p>
       <w:pPr>
         <w:pStyle w:val="Heading3"/>
@@ -687,8 +729,8 @@
         <w:t xml:space="preserve">Contributed to the design and development of a next-gen big data platform for health research.</w:t>
       </w:r>
     </w:p>
-    <w:bookmarkEnd w:id="38"/>
-    <w:bookmarkStart w:id="39" w:name="munich-reinsurance"/>
+    <w:bookmarkEnd w:id="40"/>
+    <w:bookmarkStart w:id="41" w:name="munich-reinsurance"/>
     <w:p>
       <w:pPr>
         <w:pStyle w:val="Heading3"/>
@@ -755,8 +797,8 @@
         <w:t xml:space="preserve">Built and deployed custom tools with clean, user-friendly UI frontends.</w:t>
       </w:r>
     </w:p>
-    <w:bookmarkEnd w:id="39"/>
-    <w:bookmarkStart w:id="40" w:name="decyphed"/>
+    <w:bookmarkEnd w:id="41"/>
+    <w:bookmarkStart w:id="42" w:name="decyphed"/>
     <w:p>
       <w:pPr>
         <w:pStyle w:val="Heading3"/>
@@ -799,8 +841,8 @@
         <w:t xml:space="preserve">Programmed text analysis plug-ins/tools specialized in language learning applications.</w:t>
       </w:r>
     </w:p>
-    <w:bookmarkEnd w:id="40"/>
-    <w:bookmarkStart w:id="41" w:name="saylor-consulting"/>
+    <w:bookmarkEnd w:id="42"/>
+    <w:bookmarkStart w:id="43" w:name="saylor-consulting"/>
     <w:p>
       <w:pPr>
         <w:pStyle w:val="Heading3"/>
@@ -881,8 +923,8 @@
         <w:t xml:space="preserve">Delivered data-driven market analysis reports and product presentations to Federal client.</w:t>
       </w:r>
     </w:p>
-    <w:bookmarkEnd w:id="41"/>
-    <w:bookmarkStart w:id="42" w:name="ge-capital-reim"/>
+    <w:bookmarkEnd w:id="43"/>
+    <w:bookmarkStart w:id="44" w:name="ge-capital-reim"/>
     <w:p>
       <w:pPr>
         <w:pStyle w:val="Heading3"/>
@@ -949,8 +991,8 @@
         <w:t xml:space="preserve">All $25+ billion in assets sold off to Blackstone and other financial institutions.</w:t>
       </w:r>
     </w:p>
-    <w:bookmarkEnd w:id="42"/>
-    <w:bookmarkStart w:id="43" w:name="xinhua-news-agency"/>
+    <w:bookmarkEnd w:id="44"/>
+    <w:bookmarkStart w:id="45" w:name="xinhua-news-agency"/>
     <w:p>
       <w:pPr>
         <w:pStyle w:val="Heading3"/>
@@ -1017,8 +1059,8 @@
         <w:t xml:space="preserve">The program successfully sold content to major global news networks including CNN and Nikkei.</w:t>
       </w:r>
     </w:p>
-    <w:bookmarkEnd w:id="43"/>
-    <w:bookmarkStart w:id="44" w:name="caijing-magazine"/>
+    <w:bookmarkEnd w:id="45"/>
+    <w:bookmarkStart w:id="46" w:name="caijing-magazine"/>
     <w:p>
       <w:pPr>
         <w:pStyle w:val="Heading3"/>
@@ -1085,8 +1127,8 @@
         <w:t xml:space="preserve">Managed the internship program, allocated work based on strengths and interests.</w:t>
       </w:r>
     </w:p>
-    <w:bookmarkEnd w:id="44"/>
-    <w:bookmarkStart w:id="45" w:name="college-high-school-jobs"/>
+    <w:bookmarkEnd w:id="46"/>
+    <w:bookmarkStart w:id="47" w:name="college-high-school-jobs"/>
     <w:p>
       <w:pPr>
         <w:pStyle w:val="Heading3"/>
@@ -1137,9 +1179,9 @@
         <w:t xml:space="preserve">High school: Employee of small business providing graphic design, SEO and offsite hosting/storage services.</w:t>
       </w:r>
     </w:p>
-    <w:bookmarkEnd w:id="45"/>
-    <w:bookmarkEnd w:id="46"/>
-    <w:bookmarkStart w:id="50" w:name="formal-education"/>
+    <w:bookmarkEnd w:id="47"/>
+    <w:bookmarkEnd w:id="48"/>
+    <w:bookmarkStart w:id="52" w:name="formal-education"/>
     <w:p>
       <w:pPr>
         <w:pStyle w:val="Heading2"/>
@@ -1148,7 +1190,7 @@
         <w:t xml:space="preserve">Formal Education</w:t>
       </w:r>
     </w:p>
-    <w:bookmarkStart w:id="47" w:name="st.-thomas-university"/>
+    <w:bookmarkStart w:id="49" w:name="st.-thomas-university"/>
     <w:p>
       <w:pPr>
         <w:pStyle w:val="Heading3"/>
@@ -1201,8 +1243,8 @@
         <w:t xml:space="preserve">GPA 3.9</w:t>
       </w:r>
     </w:p>
-    <w:bookmarkEnd w:id="47"/>
-    <w:bookmarkStart w:id="48" w:name="edhec-business-school"/>
+    <w:bookmarkEnd w:id="49"/>
+    <w:bookmarkStart w:id="50" w:name="edhec-business-school"/>
     <w:p>
       <w:pPr>
         <w:pStyle w:val="Heading3"/>
@@ -1231,8 +1273,8 @@
         <w:t xml:space="preserve">MSc Finance</w:t>
       </w:r>
     </w:p>
-    <w:bookmarkEnd w:id="48"/>
-    <w:bookmarkStart w:id="49" w:name="hamline-university"/>
+    <w:bookmarkEnd w:id="50"/>
+    <w:bookmarkStart w:id="51" w:name="hamline-university"/>
     <w:p>
       <w:pPr>
         <w:pStyle w:val="Heading3"/>
@@ -1261,9 +1303,9 @@
         <w:t xml:space="preserve">BA Economics</w:t>
       </w:r>
     </w:p>
-    <w:bookmarkEnd w:id="49"/>
-    <w:bookmarkEnd w:id="50"/>
-    <w:bookmarkStart w:id="52" w:name="skills"/>
+    <w:bookmarkEnd w:id="51"/>
+    <w:bookmarkEnd w:id="52"/>
+    <w:bookmarkStart w:id="54" w:name="skills"/>
     <w:p>
       <w:pPr>
         <w:pStyle w:val="Heading2"/>
@@ -1301,7 +1343,7 @@
       <w:pPr>
         <w:pStyle w:val="BodyText"/>
       </w:pPr>
-      <w:hyperlink r:id="rId51">
+      <w:hyperlink r:id="rId53">
         <w:r>
           <w:rPr>
             <w:rStyle w:val="Hyperlink"/>
@@ -1330,8 +1372,8 @@
         <w:t xml:space="preserve">: English, French and Mandarin Chinese (diminishing CEFR B2).</w:t>
       </w:r>
     </w:p>
-    <w:bookmarkEnd w:id="52"/>
-    <w:bookmarkEnd w:id="53"/>
+    <w:bookmarkEnd w:id="54"/>
+    <w:bookmarkEnd w:id="55"/>
     <w:sectPr/>
   </w:body>
 </w:document>

--- a/latest-output/cv_garthmortensen.docx
+++ b/latest-output/cv_garthmortensen.docx
@@ -119,13 +119,13 @@
         </w:r>
       </w:hyperlink>
     </w:p>
-    <w:bookmarkStart w:id="25" w:name="full-stack-data-science"/>
+    <w:bookmarkStart w:id="25" w:name="production-data-science"/>
     <w:p>
       <w:pPr>
         <w:pStyle w:val="Heading2"/>
       </w:pPr>
       <w:r>
-        <w:t xml:space="preserve">Full Stack Data Science</w:t>
+        <w:t xml:space="preserve">Production Data Science</w:t>
       </w:r>
     </w:p>
     <w:p>
@@ -133,7 +133,7 @@
         <w:pStyle w:val="FirstParagraph"/>
       </w:pPr>
       <w:r>
-        <w:t xml:space="preserve">Full stack data scientist with a strong data engineering abilities. Love for creative destruction: automating manual pipelines, simplifying complexity, and designing clean, maintainable architectures. If you need someone who can handle the entire data workflow - from infrastructure to insights - let’s talk.</w:t>
+        <w:t xml:space="preserve">Full stack data scientist with strong software engineering and producion abilities. Love for creative destruction: automating manual pipelines, simplifying complexity, and designing clean, maintainable architectures. I’m your candidate who can handle the entire data workflow - from infrastructure to insights - let’s talk.</w:t>
       </w:r>
     </w:p>
     <w:bookmarkEnd w:id="25"/>
@@ -175,7 +175,7 @@
         <w:t xml:space="preserve"> </w:t>
       </w:r>
       <w:r>
-        <w:t xml:space="preserve">that modernizes Risk Adjustment operations by replacing opaque</w:t>
+        <w:t xml:space="preserve">that modernizes Health Insurance Risk Adjustment operations by replacing opaque</w:t>
       </w:r>
       <w:r>
         <w:t xml:space="preserve"> </w:t>
@@ -193,7 +193,7 @@
         <w:t xml:space="preserve"> </w:t>
       </w:r>
       <w:r>
-        <w:t xml:space="preserve">legacy tools with a transparent, code-first architecture. It treats Risk Adjustment as a software engineering problem, ensuring usability, accuracy, auditability, and rapid scenario planning. Analysts parametrize risk score runs, and guard-railed</w:t>
+        <w:t xml:space="preserve">legacy tools with a transparent, code-first architecture. It treats Risk Adjustment as a software engineering problem, ensuring usability, accuracy, auditability, and rapid scenario planning. Analysts parametrize model parameters, and guard-railed</w:t>
       </w:r>
       <w:r>
         <w:t xml:space="preserve"> </w:t>
@@ -232,7 +232,7 @@
         <w:pStyle w:val="FirstParagraph"/>
       </w:pPr>
       <w:r>
-        <w:t xml:space="preserve">Live a time series analysis platform providing financial market spillover modeling. Delivers simple-English interpretations, interactive visualizations,</w:t>
+        <w:t xml:space="preserve">A time series analysis platform providing financial market spillover modeling. Delivers simple-English interpretations, interactive visualizations,</w:t>
       </w:r>
       <w:r>
         <w:t xml:space="preserve"> </w:t>
@@ -343,7 +343,7 @@
           <w:bCs/>
           <w:b/>
         </w:rPr>
-        <w:t xml:space="preserve">Sr. Data Scientist, National Stress Testing Program, Production.</w:t>
+        <w:t xml:space="preserve">Sr. Production Data Scientist, National Stress Testing Program.</w:t>
       </w:r>
       <w:r>
         <w:t xml:space="preserve"> </w:t>
@@ -365,7 +365,7 @@
         <w:pStyle w:val="Compact"/>
       </w:pPr>
       <w:r>
-        <w:t xml:space="preserve">Maintained predictive credit risk models, modeling team’s bespoke orchestration pipelines, dashboards, and performed adhoc analyses for Board of Governors.</w:t>
+        <w:t xml:space="preserve">Coded predictive credit risk models, modeling team’s bespoke orchestration pipelines, dashboards, and performed adhoc analyses for Board of Governors.</w:t>
       </w:r>
     </w:p>
     <w:p>
@@ -377,7 +377,7 @@
         <w:pStyle w:val="Compact"/>
       </w:pPr>
       <w:r>
-        <w:t xml:space="preserve">Built a unified linux environment setup, provided linux, database and platform support for 150+ fellow quants.</w:t>
+        <w:t xml:space="preserve">Pushed 11+ high standards, high rigor Production model releases.</w:t>
       </w:r>
     </w:p>
     <w:p>
@@ -389,19 +389,7 @@
         <w:pStyle w:val="Compact"/>
       </w:pPr>
       <w:r>
-        <w:t xml:space="preserve">Introduced python unit testing, Makefiles, simple-English docs.</w:t>
-      </w:r>
-    </w:p>
-    <w:p>
-      <w:pPr>
-        <w:numPr>
-          <w:ilvl w:val="0"/>
-          <w:numId w:val="1002"/>
-        </w:numPr>
-        <w:pStyle w:val="Compact"/>
-      </w:pPr>
-      <w:r>
-        <w:t xml:space="preserve">Supported self-sufficiency by mentoring economists, quants, and interns.</w:t>
+        <w:t xml:space="preserve">Production’s leading technical resource for python, database, linux, and liaison with front end team, top resource for 120+ fellow quants.</w:t>
       </w:r>
     </w:p>
     <w:p>
@@ -429,19 +417,7 @@
         <w:t xml:space="preserve"> </w:t>
       </w:r>
       <w:r>
-        <w:t xml:space="preserve">Production codebase across OS, language versions, environments, enabling mission-critical reproducibility under regulator-grade risk management framework.</w:t>
-      </w:r>
-    </w:p>
-    <w:p>
-      <w:pPr>
-        <w:numPr>
-          <w:ilvl w:val="0"/>
-          <w:numId w:val="1002"/>
-        </w:numPr>
-        <w:pStyle w:val="Compact"/>
-      </w:pPr>
-      <w:r>
-        <w:t xml:space="preserve">Pushed 10+ high standards, high rigor Production model releases.</w:t>
+        <w:t xml:space="preserve">Production codebase across OS, language versions, environments.</w:t>
       </w:r>
     </w:p>
     <w:bookmarkEnd w:id="36"/>
@@ -479,23 +455,7 @@
             <w:bCs/>
             <w:b/>
           </w:rPr>
-          <w:t xml:space="preserve">Student</w:t>
-        </w:r>
-        <w:r>
-          <w:rPr>
-            <w:rStyle w:val="Hyperlink"/>
-            <w:bCs/>
-            <w:b/>
-          </w:rPr>
-          <w:t xml:space="preserve"> </w:t>
-        </w:r>
-        <w:r>
-          <w:rPr>
-            <w:rStyle w:val="Hyperlink"/>
-            <w:bCs/>
-            <w:b/>
-          </w:rPr>
-          <w:t xml:space="preserve">Review</w:t>
+          <w:t xml:space="preserve">Student Review</w:t>
         </w:r>
       </w:hyperlink>
       <w:r>
@@ -537,7 +497,7 @@
         <w:pStyle w:val="Compact"/>
       </w:pPr>
       <w:r>
-        <w:t xml:space="preserve">Explored cutting-edge topics such as ML-AI and blockchain/Solidity smart contracts.</w:t>
+        <w:t xml:space="preserve">Explored cutting-edge topics such as ML-AI and blockchain and Solidity smart contracts.</w:t>
       </w:r>
     </w:p>
     <w:p>
@@ -770,7 +730,7 @@
         <w:pStyle w:val="Compact"/>
       </w:pPr>
       <w:r>
-        <w:t xml:space="preserve">Programmatically scanned and transformed unstructured claims data into a structured 7M+ record star-schema database.</w:t>
+        <w:t xml:space="preserve">Transformed and ingested unstructured claims data into a structured 7M+ record star-schema database.</w:t>
       </w:r>
     </w:p>
     <w:p>
@@ -838,7 +798,7 @@
         <w:pStyle w:val="Compact"/>
       </w:pPr>
       <w:r>
-        <w:t xml:space="preserve">Programmed text analysis plug-ins/tools specialized in language learning applications.</w:t>
+        <w:t xml:space="preserve">Programmed text analysis tools specialized in language learning applications.</w:t>
       </w:r>
     </w:p>
     <w:bookmarkEnd w:id="42"/>
@@ -1044,7 +1004,7 @@
         <w:pStyle w:val="Compact"/>
       </w:pPr>
       <w:r>
-        <w:t xml:space="preserve">Developed a demand-driven airtime allocation algorithm based on API-driven topic popularity; the method was later leaked to CNN International and appeared on their daily broadcast lineup.</w:t>
+        <w:t xml:space="preserve">Developed a demand driven airtime allocation algorithm based on API driven topic popularity; the method was later leaked to CNN International and appeared on their daily broadcast lineup.</w:t>
       </w:r>
     </w:p>
     <w:p>

--- a/latest-output/cv_garthmortensen.docx
+++ b/latest-output/cv_garthmortensen.docx
@@ -143,7 +143,7 @@
         <w:pStyle w:val="Heading2"/>
       </w:pPr>
       <w:r>
-        <w:t xml:space="preserve">Example Proof of Concepts</w:t>
+        <w:t xml:space="preserve">Example Proof of Concepts/</w:t>
       </w:r>
     </w:p>
     <w:bookmarkStart w:id="27" w:name="prism"/>
@@ -365,7 +365,7 @@
         <w:pStyle w:val="Compact"/>
       </w:pPr>
       <w:r>
-        <w:t xml:space="preserve">Coded predictive credit risk models, modeling team’s bespoke orchestration pipelines, dashboards, and performed adhoc analyses for Board of Governors.</w:t>
+        <w:t xml:space="preserve">Owned and delivered 5 infrastructure releases across Python, SQL, R, and Bash over tenure, improving reliability and usability of internal orchestration system.</w:t>
       </w:r>
     </w:p>
     <w:p>
@@ -377,7 +377,7 @@
         <w:pStyle w:val="Compact"/>
       </w:pPr>
       <w:r>
-        <w:t xml:space="preserve">Pushed 11+ high standards, high rigor Production model releases.</w:t>
+        <w:t xml:space="preserve">Led migration of production codebase across OS, language versions, and platforms.</w:t>
       </w:r>
     </w:p>
     <w:p>
@@ -389,7 +389,7 @@
         <w:pStyle w:val="Compact"/>
       </w:pPr>
       <w:r>
-        <w:t xml:space="preserve">Production’s leading technical resource for python, database, linux, and liaison with front end team, top resource for 120+ fellow quants.</w:t>
+        <w:t xml:space="preserve">Led refactor of legacy procedural codebase into modular, reusable functions, improving maintainability and developer productivity.</w:t>
       </w:r>
     </w:p>
     <w:p>
@@ -401,23 +401,31 @@
         <w:pStyle w:val="Compact"/>
       </w:pPr>
       <w:r>
-        <w:t xml:space="preserve">Led migration of</w:t>
-      </w:r>
-      <w:r>
-        <w:t xml:space="preserve"> </w:t>
-      </w:r>
-      <w:r>
-        <w:rPr>
-          <w:iCs/>
-          <w:i/>
-        </w:rPr>
-        <w:t xml:space="preserve">vast</w:t>
-      </w:r>
-      <w:r>
-        <w:t xml:space="preserve"> </w:t>
-      </w:r>
-      <w:r>
-        <w:t xml:space="preserve">Production codebase across OS, language versions, environments.</w:t>
+        <w:t xml:space="preserve">Go-to technical lead for Python, databases, Linux, and Git across ~120 quants; unblocked development and improved engineering practices.</w:t>
+      </w:r>
+    </w:p>
+    <w:p>
+      <w:pPr>
+        <w:numPr>
+          <w:ilvl w:val="0"/>
+          <w:numId w:val="1002"/>
+        </w:numPr>
+        <w:pStyle w:val="Compact"/>
+      </w:pPr>
+      <w:r>
+        <w:t xml:space="preserve">Productionized 6+ high-rigor credit risk models and performed ad hoc analyses consumed by Board of Governors.</w:t>
+      </w:r>
+    </w:p>
+    <w:p>
+      <w:pPr>
+        <w:numPr>
+          <w:ilvl w:val="0"/>
+          <w:numId w:val="1002"/>
+        </w:numPr>
+        <w:pStyle w:val="Compact"/>
+      </w:pPr>
+      <w:r>
+        <w:t xml:space="preserve">Acted as Production’s liaison/implementer to frontend, database, platform, and DevOps teams.</w:t>
       </w:r>
     </w:p>
     <w:bookmarkEnd w:id="36"/>

--- a/latest-output/cv_garthmortensen.docx
+++ b/latest-output/cv_garthmortensen.docx
@@ -133,7 +133,7 @@
         <w:pStyle w:val="FirstParagraph"/>
       </w:pPr>
       <w:r>
-        <w:t xml:space="preserve">Full stack data scientist with strong software engineering and producion abilities. Love for creative destruction: automating manual pipelines, simplifying complexity, and designing clean, maintainable architectures. I’m your candidate who can handle the entire data workflow - from infrastructure to insights - let’s talk.</w:t>
+        <w:t xml:space="preserve">Full stack production-grade data scientist with strong software engineering background. Love for creative destruction: building pipelines, reducing complexity, and designing clean, maintainable architectures. Let’s talk.</w:t>
       </w:r>
     </w:p>
     <w:bookmarkEnd w:id="25"/>
@@ -175,7 +175,7 @@
         <w:t xml:space="preserve"> </w:t>
       </w:r>
       <w:r>
-        <w:t xml:space="preserve">that modernizes Health Insurance Risk Adjustment operations by replacing opaque</w:t>
+        <w:t xml:space="preserve">that modernizes Risk Adjustment operations by replacing opaque</w:t>
       </w:r>
       <w:r>
         <w:t xml:space="preserve"> </w:t>
@@ -232,7 +232,7 @@
         <w:pStyle w:val="FirstParagraph"/>
       </w:pPr>
       <w:r>
-        <w:t xml:space="preserve">A time series analysis platform providing financial market spillover modeling. Delivers simple-English interpretations, interactive visualizations,</w:t>
+        <w:t xml:space="preserve">Time series analysis platform which allows users to experiment with financial market spillover modeling. Delivers simple-English interpretations, dashboards,</w:t>
       </w:r>
       <w:r>
         <w:t xml:space="preserve"> </w:t>
@@ -266,7 +266,7 @@
         <w:t xml:space="preserve"> </w:t>
       </w:r>
       <w:r>
-        <w:t xml:space="preserve">APIs for advanced users. Constructed with a modular, microservice-based architecture, deployed via cloud, and CI/CD</w:t>
+        <w:t xml:space="preserve">APIs for advanced users. Constructed with microservices, deployed on cloud with CI/CD</w:t>
       </w:r>
       <w:r>
         <w:t xml:space="preserve"> </w:t>
@@ -401,7 +401,19 @@
         <w:pStyle w:val="Compact"/>
       </w:pPr>
       <w:r>
-        <w:t xml:space="preserve">Go-to technical lead for Python, databases, Linux, and Git across ~120 quants; unblocked development and improved engineering practices.</w:t>
+        <w:t xml:space="preserve">Independently created and delivered modern ETL solution (</w:t>
+      </w:r>
+      <w:r>
+        <w:t xml:space="preserve">“</w:t>
+      </w:r>
+      <w:r>
+        <w:t xml:space="preserve">data framework</w:t>
+      </w:r>
+      <w:r>
+        <w:t xml:space="preserve">”</w:t>
+      </w:r>
+      <w:r>
+        <w:t xml:space="preserve">), reducing databasing times from 2 weeks to 10 minutes.</w:t>
       </w:r>
     </w:p>
     <w:p>
@@ -413,7 +425,7 @@
         <w:pStyle w:val="Compact"/>
       </w:pPr>
       <w:r>
-        <w:t xml:space="preserve">Productionized 6+ high-rigor credit risk models and performed ad hoc analyses consumed by Board of Governors.</w:t>
+        <w:t xml:space="preserve">Served 120 ~quants as go-to technical resource for Python, databases, Linux, and Git across.</w:t>
       </w:r>
     </w:p>
     <w:p>
@@ -426,6 +438,18 @@
       </w:pPr>
       <w:r>
         <w:t xml:space="preserve">Acted as Production’s liaison/implementer to frontend, database, platform, and DevOps teams.</w:t>
+      </w:r>
+    </w:p>
+    <w:p>
+      <w:pPr>
+        <w:numPr>
+          <w:ilvl w:val="0"/>
+          <w:numId w:val="1002"/>
+        </w:numPr>
+        <w:pStyle w:val="Compact"/>
+      </w:pPr>
+      <w:r>
+        <w:t xml:space="preserve">Productionalized credit risk models and performed ad hoc analyses consumed by Board of Governors.</w:t>
       </w:r>
     </w:p>
     <w:bookmarkEnd w:id="36"/>
@@ -493,7 +517,7 @@
         <w:pStyle w:val="Compact"/>
       </w:pPr>
       <w:r>
-        <w:t xml:space="preserve">Taught Python programming to working professionals, ranging from sysadmins to finance directors.</w:t>
+        <w:t xml:space="preserve">Taught programming to professionals ranging from sysadmins to finance directors.</w:t>
       </w:r>
     </w:p>
     <w:p>
@@ -505,7 +529,7 @@
         <w:pStyle w:val="Compact"/>
       </w:pPr>
       <w:r>
-        <w:t xml:space="preserve">Explored cutting-edge topics such as ML-AI and blockchain and Solidity smart contracts.</w:t>
+        <w:t xml:space="preserve">Guided students in coding up ML models, blockchain implementations, Solidity smart contracts.</w:t>
       </w:r>
     </w:p>
     <w:p>
@@ -517,7 +541,7 @@
         <w:pStyle w:val="Compact"/>
       </w:pPr>
       <w:r>
-        <w:t xml:space="preserve">Scored 90% across all rating categories (engagement, clarity, knowledge), across 270+ lecture hours.</w:t>
+        <w:t xml:space="preserve">Across 270+ lecture hours, scored 90% across all rating categories (engagement, clarity, knowledge).</w:t>
       </w:r>
     </w:p>
     <w:bookmarkEnd w:id="38"/>
@@ -539,7 +563,7 @@
           <w:bCs/>
           <w:b/>
         </w:rPr>
-        <w:t xml:space="preserve">Sr. Healthcare Analyst</w:t>
+        <w:t xml:space="preserve">Sr. Risk Adjustment Analyst.</w:t>
       </w:r>
       <w:r>
         <w:t xml:space="preserve"> </w:t>
@@ -561,7 +585,7 @@
         <w:pStyle w:val="Compact"/>
       </w:pPr>
       <w:r>
-        <w:t xml:space="preserve">Implemented models to predict member health scores.</w:t>
+        <w:t xml:space="preserve">Implemented ML models to predict member health scores.</w:t>
       </w:r>
     </w:p>
     <w:p>
@@ -573,7 +597,7 @@
         <w:pStyle w:val="Compact"/>
       </w:pPr>
       <w:r>
-        <w:t xml:space="preserve">Discovered techniques to automate database reconciliation.</w:t>
+        <w:t xml:space="preserve">Independently discovered how to tie-out government reporting database with data warehouse.</w:t>
       </w:r>
     </w:p>
     <w:p>
@@ -585,7 +609,7 @@
         <w:pStyle w:val="Compact"/>
       </w:pPr>
       <w:r>
-        <w:t xml:space="preserve">Configured bare-metal Linux server to run automated OCR process to ETL</w:t>
+        <w:t xml:space="preserve">Configured bare-metal server to run automated OCR process to ETL</w:t>
       </w:r>
       <w:r>
         <w:t xml:space="preserve"> </w:t>
@@ -600,7 +624,7 @@
         <w:t xml:space="preserve"> </w:t>
       </w:r>
       <w:r>
-        <w:t xml:space="preserve">information into database.</w:t>
+        <w:t xml:space="preserve">into database, as ML model input.</w:t>
       </w:r>
     </w:p>
     <w:p>
@@ -612,7 +636,19 @@
         <w:pStyle w:val="Compact"/>
       </w:pPr>
       <w:r>
-        <w:t xml:space="preserve">In zero-sum ACA marketplace, consistently outperformed competition.</w:t>
+        <w:t xml:space="preserve">In zero-sum marketplace, consistently outperformed leading health insurance companies, boosting revenue.</w:t>
+      </w:r>
+    </w:p>
+    <w:p>
+      <w:pPr>
+        <w:numPr>
+          <w:ilvl w:val="0"/>
+          <w:numId w:val="1004"/>
+        </w:numPr>
+        <w:pStyle w:val="Compact"/>
+      </w:pPr>
+      <w:r>
+        <w:t xml:space="preserve">High-impact contributions recognized with a 12% discretionary merit increase.</w:t>
       </w:r>
     </w:p>
     <w:bookmarkEnd w:id="39"/>
@@ -1294,17 +1330,7 @@
         <w:t xml:space="preserve">Tech</w:t>
       </w:r>
       <w:r>
-        <w:t xml:space="preserve">: Python/R, databases (sql), ETL (dbt), git, linux (bash, tmux, RHEL, dotfiles, ssh), APIs (Fastapi, GraphQL), cloud (AWS/Google), CI/CD, docker containers, frontend frameworks (django),</w:t>
-      </w:r>
-      <w:r>
-        <w:t xml:space="preserve"> </w:t>
-      </w:r>
-      <w:r>
-        <w:rPr>
-          <w:iCs/>
-          <w:i/>
-        </w:rPr>
-        <w:t xml:space="preserve">VBA(!)</w:t>
+        <w:t xml:space="preserve">: Python/R, git, databases (sql/nosql), ETL, linux (shell, RHEL), HPCs, permissions, APIs, cloud (AWS/Google), devops CI/CD, containers, integration, productionalization</w:t>
       </w:r>
     </w:p>
     <w:p>

--- a/latest-output/cv_garthmortensen.docx
+++ b/latest-output/cv_garthmortensen.docx
@@ -169,13 +169,13 @@
           <w:bCs/>
           <w:b/>
         </w:rPr>
-        <w:t xml:space="preserve">Prism is a platform</w:t>
-      </w:r>
-      <w:r>
-        <w:t xml:space="preserve"> </w:t>
-      </w:r>
-      <w:r>
-        <w:t xml:space="preserve">that modernizes Risk Adjustment operations by replacing opaque</w:t>
+        <w:t xml:space="preserve">Prism is a modernized Risk Adjustment platform</w:t>
+      </w:r>
+      <w:r>
+        <w:t xml:space="preserve"> </w:t>
+      </w:r>
+      <w:r>
+        <w:t xml:space="preserve">which replaces opaque</w:t>
       </w:r>
       <w:r>
         <w:t xml:space="preserve"> </w:t>
@@ -365,7 +365,7 @@
         <w:pStyle w:val="Compact"/>
       </w:pPr>
       <w:r>
-        <w:t xml:space="preserve">Owned and delivered 5 infrastructure releases across Python, SQL, R, and Bash over tenure, improving reliability and usability of internal orchestration system.</w:t>
+        <w:t xml:space="preserve">AI: Delivered RAG (Retrieval-Augmented Generation) system for Stress Testing program, enabling retrieval of relevant documentation to support analysis. Prototyped agentic workflows to automate execution, information retrieval, model configuration and decision support.</w:t>
       </w:r>
     </w:p>
     <w:p>
@@ -377,7 +377,13 @@
         <w:pStyle w:val="Compact"/>
       </w:pPr>
       <w:r>
-        <w:t xml:space="preserve">Led migration of production codebase across OS, language versions, and platforms.</w:t>
+        <w:t xml:space="preserve">Hired to productionalize credit risk models; expanded role to assume ownership of orchestration, ETL, and production infrastructure supporting the stress testing program.</w:t>
+      </w:r>
+      <w:r>
+        <w:t xml:space="preserve"> </w:t>
+      </w:r>
+      <w:r>
+        <w:t xml:space="preserve">-Productionalized mortgage and credit card risk models and performed ad hoc analyses consumed by the Board of Governors.</w:t>
       </w:r>
     </w:p>
     <w:p>
@@ -389,7 +395,7 @@
         <w:pStyle w:val="Compact"/>
       </w:pPr>
       <w:r>
-        <w:t xml:space="preserve">Led refactor of legacy procedural codebase into modular, reusable functions, improving maintainability and developer productivity.</w:t>
+        <w:t xml:space="preserve">Owned orchestration platform responsible for congressionally mandated Dodd-Frank Stress Testing workflows, ensuring reliable execution of complex data pipelines.</w:t>
       </w:r>
     </w:p>
     <w:p>
@@ -401,19 +407,7 @@
         <w:pStyle w:val="Compact"/>
       </w:pPr>
       <w:r>
-        <w:t xml:space="preserve">Independently created and delivered modern ETL solution (</w:t>
-      </w:r>
-      <w:r>
-        <w:t xml:space="preserve">“</w:t>
-      </w:r>
-      <w:r>
-        <w:t xml:space="preserve">data framework</w:t>
-      </w:r>
-      <w:r>
-        <w:t xml:space="preserve">”</w:t>
-      </w:r>
-      <w:r>
-        <w:t xml:space="preserve">), reducing databasing times from 2 weeks to 10 minutes.</w:t>
+        <w:t xml:space="preserve">Independently designed and delivered a modern ETL framework, reducing data loading times from two weeks to ten minutes.</w:t>
       </w:r>
     </w:p>
     <w:p>
@@ -425,7 +419,7 @@
         <w:pStyle w:val="Compact"/>
       </w:pPr>
       <w:r>
-        <w:t xml:space="preserve">Served 120 ~quants as go-to technical resource for Python, databases, Linux, and Git across.</w:t>
+        <w:t xml:space="preserve">Delivered six infrastructure releases across Python, SQL, R, and Bash, improving reliability and usability to support experimentation at scale.</w:t>
       </w:r>
     </w:p>
     <w:p>
@@ -437,7 +431,7 @@
         <w:pStyle w:val="Compact"/>
       </w:pPr>
       <w:r>
-        <w:t xml:space="preserve">Acted as Production’s liaison/implementer to frontend, database, platform, and DevOps teams.</w:t>
+        <w:t xml:space="preserve">Led migration of an enterprise-scale production codebase across operating systems, language versions, and platforms.</w:t>
       </w:r>
     </w:p>
     <w:p>
@@ -449,7 +443,31 @@
         <w:pStyle w:val="Compact"/>
       </w:pPr>
       <w:r>
-        <w:t xml:space="preserve">Productionalized credit risk models and performed ad hoc analyses consumed by Board of Governors.</w:t>
+        <w:t xml:space="preserve">Served 120+ quantitative analysts as a technical resource for Python, databases, Linux, and Git.</w:t>
+      </w:r>
+    </w:p>
+    <w:p>
+      <w:pPr>
+        <w:numPr>
+          <w:ilvl w:val="0"/>
+          <w:numId w:val="1002"/>
+        </w:numPr>
+        <w:pStyle w:val="Compact"/>
+      </w:pPr>
+      <w:r>
+        <w:t xml:space="preserve">Acted as Production’s liaison and implementation partner to frontend, database, systems, and DevOps teams.</w:t>
+      </w:r>
+    </w:p>
+    <w:p>
+      <w:pPr>
+        <w:numPr>
+          <w:ilvl w:val="0"/>
+          <w:numId w:val="1002"/>
+        </w:numPr>
+        <w:pStyle w:val="Compact"/>
+      </w:pPr>
+      <w:r>
+        <w:t xml:space="preserve">Mentored analysts into contributing to the production codebase, improving team capability and knowledge sharing.</w:t>
       </w:r>
     </w:p>
     <w:bookmarkEnd w:id="36"/>
